--- a/uploads/Proposta/Proposta_FNESP 2026_.docx
+++ b/uploads/Proposta/Proposta_FNESP 2026_.docx
@@ -660,6 +660,86 @@
             <w:br/>
             <w:t xml:space="preserve"/>
             <w:br/>
+            <w:t xml:space="preserve">• 1 Sistema AnáLise De Projetos</w:t>
+            <w:br/>
+            <w:t xml:space="preserve"/>
+            <w:br/>
+            <w:t xml:space="preserve">• 1 Analista De Projetos, 15 Diária(s), de: 30/08/2026 até: 13/09/2026</w:t>
+            <w:br/>
+            <w:t xml:space="preserve"/>
+            <w:br/>
+            <w:t xml:space="preserve">1 </w:t>
+            <w:br/>
+            <w:t xml:space="preserve"/>
+            <w:br/>
+            <w:t xml:space="preserve"/>
+          </w:r>
+          <w:r>
+            <w:rPr>
+              <w:b/>
+              <w:i/>
+              <w:rFonts w:ascii="Abel" w:hAnsi="Abel" w:cs="Abel"/>
+            </w:rPr>
+            <w:t xml:space="preserve">ANALISTA DE PROJETOS</w:t>
+          </w:r>
+          <w:r>
+            <w:rPr>
+              <w:rFonts w:ascii="Abel" w:hAnsi="Abel" w:cs="Abel"/>
+            </w:rPr>
+            <w:t xml:space="preserve"/>
+            <w:br/>
+            <w:t xml:space="preserve"/>
+            <w:br/>
+            <w:t xml:space="preserve"/>
+            <w:br/>
+            <w:t xml:space="preserve"/>
+            <w:br/>
+            <w:t xml:space="preserve"/>
+          </w:r>
+          <w:r>
+            <w:rPr>
+              <w:b/>
+              <w:i/>
+              <w:rFonts w:ascii="Abel" w:hAnsi="Abel" w:cs="Abel"/>
+            </w:rPr>
+            <w:t xml:space="preserve">ANALISTA DE PROJETOS</w:t>
+          </w:r>
+          <w:r>
+            <w:rPr>
+              <w:rFonts w:ascii="Abel" w:hAnsi="Abel" w:cs="Abel"/>
+            </w:rPr>
+            <w:t xml:space="preserve"/>
+            <w:br/>
+            <w:t xml:space="preserve"/>
+            <w:br/>
+            <w:t xml:space="preserve"/>
+            <w:br/>
+            <w:t xml:space="preserve"/>
+            <w:br/>
+            <w:t xml:space="preserve"/>
+          </w:r>
+          <w:r>
+            <w:rPr>
+              <w:b/>
+              <w:i/>
+              <w:rFonts w:ascii="Abel" w:hAnsi="Abel" w:cs="Abel"/>
+            </w:rPr>
+            <w:t xml:space="preserve">ANÁLISE DE PROJETOS VIA SISTEMA</w:t>
+          </w:r>
+          <w:r>
+            <w:rPr>
+              <w:rFonts w:ascii="Abel" w:hAnsi="Abel" w:cs="Abel"/>
+            </w:rPr>
+            <w:t xml:space="preserve"/>
+            <w:br/>
+            <w:t xml:space="preserve"> Sistema on-line para a análise do projeto e documentação;</w:t>
+            <w:br/>
+            <w:t xml:space="preserve"> Análise dos projetos de acordo com as normas de montagem do evento;</w:t>
+            <w:br/>
+            <w:t xml:space="preserve"> Recebimento da documentação dos estandes: (A.R.T. ou R.R.T. e Termo de Responsabilidade);</w:t>
+            <w:br/>
+            <w:t xml:space="preserve"/>
+            <w:br/>
             <w:t xml:space="preserve">1 </w:t>
             <w:br/>
             <w:t xml:space="preserve"/>
@@ -1008,7 +1088,7 @@
           <w:sz w:val="24"/>
           <w:szCs w:val="24"/>
         </w:rPr>
-        <w:t xml:space="preserve">• 10 Recepcionista Mono, (APOIO PLENÁRIAS), 2 Diária(s), de: 16/09/2026 até: 17/09/2026</w:t>
+        <w:t xml:space="preserve">• 1 Coordenador De Caex, (ATENDIMENTO), 10 Diária(s), de: 08/09/2026 até: 17/09/2026</w:t>
       </w:r>
     </w:p>
     <w:p>
@@ -1028,7 +1108,7 @@
           <w:sz w:val="24"/>
           <w:szCs w:val="24"/>
         </w:rPr>
-        <w:t xml:space="preserve">• 6 Recepcionista Mono, (APOIO TOTEM), 2 Diária(s), de: 16/09/2026 até: 17/09/2026</w:t>
+        <w:t xml:space="preserve">• 1 Coordenador Operacional 1, (GERENTE), 20 Diária(s), de: 30/08/2026 até: 18/09/2026</w:t>
       </w:r>
     </w:p>
     <w:p>
@@ -1048,7 +1128,7 @@
           <w:sz w:val="24"/>
           <w:szCs w:val="24"/>
         </w:rPr>
-        <w:t xml:space="preserve">• 1 Assistente De Atendimento - Pré Evento, (CAEX), 30 Diária(s), de: 14/08/2026 até: 12/09/2026</w:t>
+        <w:t xml:space="preserve">• 3 Atendente De Caex -Mono, (HALL 1), 4 Diária(s), de: 14/09/2026 até: 17/09/2026</w:t>
       </w:r>
     </w:p>
     <w:p>
@@ -1068,7 +1148,7 @@
           <w:sz w:val="24"/>
           <w:szCs w:val="24"/>
         </w:rPr>
-        <w:t xml:space="preserve">• 1 Coordenador De Atendimento - EscritóRio Ja, (CAEX), 106 Diária(s), de: 01/06/2026 até: 14/09/2026</w:t>
+        <w:t xml:space="preserve">• 1 Atendimento Operacional PavilhãO - Mono, (PRODUTOR A  B), 10 Diária(s), de: 09/09/2026 até: 18/09/2026</w:t>
       </w:r>
     </w:p>
     <w:p>
@@ -1088,7 +1168,7 @@
           <w:sz w:val="24"/>
           <w:szCs w:val="24"/>
         </w:rPr>
-        <w:t xml:space="preserve">• 4 Recepcionista Mono, (CONTROLE DE ACESSO), 2 Diária(s), de: 16/09/2026 até: 17/09/2026</w:t>
+        <w:t xml:space="preserve">• 1 AtualizaçãO De Planta, 1 Diária(s), de: 12/09/2026 até: 12/09/2026</w:t>
       </w:r>
     </w:p>
     <w:p>
@@ -1108,7 +1188,7 @@
           <w:sz w:val="24"/>
           <w:szCs w:val="24"/>
         </w:rPr>
-        <w:t xml:space="preserve">• 1 Coordenador Operacional 1, (GERENTE), 20 Diária(s), de: 30/08/2026 até: 18/09/2026</w:t>
+        <w:t xml:space="preserve">• 1 Coordenador De ServiçOs, 8 Diária(s), de: 11/09/2026 até: 18/09/2026</w:t>
       </w:r>
     </w:p>
     <w:p>
@@ -1128,7 +1208,7 @@
           <w:sz w:val="24"/>
           <w:szCs w:val="24"/>
         </w:rPr>
-        <w:t xml:space="preserve">• 3 Recepcionista Mono, (GESTOR DE FILAS), 2 Diária(s), de: 16/09/2026 até: 17/09/2026</w:t>
+        <w:t xml:space="preserve">• 2 Fiscal De LogíStica, 5 Diária(s), de: 14/09/2026 até: 18/09/2026</w:t>
       </w:r>
     </w:p>
     <w:p>
@@ -1148,7 +1228,7 @@
           <w:sz w:val="24"/>
           <w:szCs w:val="24"/>
         </w:rPr>
-        <w:t xml:space="preserve">• 4 Recepcionista Mono, (GUARDA VOLUMES), 2 Diária(s), de: 16/09/2026 até: 17/09/2026</w:t>
+        <w:t xml:space="preserve">• 4 Fiscal De MarcaçãO, 1 Diária(s), de: 14/09/2026 até: 14/09/2026</w:t>
       </w:r>
     </w:p>
     <w:p>
@@ -1168,7 +1248,7 @@
           <w:sz w:val="24"/>
           <w:szCs w:val="24"/>
         </w:rPr>
-        <w:t xml:space="preserve">• 4 Recepcionista Mono, (HELP DESK), 2 Diária(s), de: 16/09/2026 até: 17/09/2026</w:t>
+        <w:t xml:space="preserve">• 2 Fiscal Diurno, 5 Diária(s), de: 14/09/2026 até: 18/09/2026</w:t>
       </w:r>
     </w:p>
     <w:p>
@@ -1188,7 +1268,7 @@
           <w:sz w:val="24"/>
           <w:szCs w:val="24"/>
         </w:rPr>
-        <w:t xml:space="preserve">• 1 Coordenador De Atendimento - EscritóRio Ja, (ORÇAMENTOS), 44 Diária(s), de: 01/06/2026 até: 14/07/2026</w:t>
+        <w:t xml:space="preserve">• 1 Fiscal Noturno, 5 Diária(s), de: 14/09/2026 até: 18/09/2026</w:t>
       </w:r>
     </w:p>
     <w:p>
@@ -1208,7 +1288,25 @@
           <w:sz w:val="24"/>
           <w:szCs w:val="24"/>
         </w:rPr>
-        <w:t xml:space="preserve">• 3 Atendente De Caex -Mono, 4 Diária(s), de: 14/09/2026 até: 17/09/2026</w:t>
+        <w:t xml:space="preserve"/>
+      </w:r>
+    </w:p>
+    <w:p>
+      <w:pPr>
+        <w:spacing w:line="285" w:lineRule="atLeast"/>
+        <w:rPr>
+          <w:rFonts w:ascii="Abel" w:hAnsi="Abel"/>
+          <w:sz w:val="24"/>
+          <w:szCs w:val="24"/>
+        </w:rPr>
+      </w:pPr>
+      <w:r>
+        <w:rPr>
+          <w:rFonts w:ascii="Abel" w:hAnsi="Abel"/>
+          <w:sz w:val="24"/>
+          <w:szCs w:val="24"/>
+        </w:rPr>
+        <w:t xml:space="preserve"/>
       </w:r>
     </w:p>
     <w:p>
@@ -1222,14 +1320,6 @@
           <w:szCs w:val="24"/>
         </w:rPr>
       </w:pPr>
-      <w:r>
-        <w:rPr>
-          <w:rFonts w:ascii="Abel" w:hAnsi="Abel"/>
-          <w:sz w:val="24"/>
-          <w:szCs w:val="24"/>
-        </w:rPr>
-        <w:t xml:space="preserve">• 1 AtualizaçãO De Planta, 1 Diária(s), de: 12/09/2026 até: 12/09/2026</w:t>
-      </w:r>
     </w:p>
     <w:p>
       <w:pPr>
@@ -1248,210 +1338,141 @@
           <w:sz w:val="24"/>
           <w:szCs w:val="24"/>
         </w:rPr>
-        <w:t xml:space="preserve">• 1 Coordenador De Caex, 4 Diária(s), de: 14/09/2026 até: 17/09/2026</w:t>
+        <w:t xml:space="preserve"/>
       </w:r>
+    </w:p>
+    <w:p>
+      <w:pPr>
+        <w:rPr>
+          <w:rFonts w:ascii="Abel" w:hAnsi="Abel"/>
+          <w:sz w:val="24"/>
+          <w:szCs w:val="24"/>
+        </w:rPr>
+      </w:pPr>
+    </w:p>
+    <w:p>
+      <w:pPr>
+        <w:rPr>
+          <w:rFonts w:ascii="Abel" w:hAnsi="Abel"/>
+          <w:sz w:val="24"/>
+          <w:szCs w:val="24"/>
+        </w:rPr>
+      </w:pPr>
+    </w:p>
+    <w:p>
+      <w:pPr>
+        <w:rPr>
+          <w:rFonts w:ascii="Abel" w:hAnsi="Abel"/>
+          <w:sz w:val="24"/>
+          <w:szCs w:val="24"/>
+        </w:rPr>
+      </w:pPr>
+    </w:p>
+    <w:p>
+      <w:pPr>
+        <w:rPr>
+          <w:rFonts w:ascii="Abel" w:hAnsi="Abel"/>
+          <w:sz w:val="24"/>
+          <w:szCs w:val="24"/>
+        </w:rPr>
+      </w:pPr>
+    </w:p>
+    <w:p>
+      <w:pPr>
+        <w:rPr>
+          <w:rFonts w:ascii="Abel" w:hAnsi="Abel"/>
+          <w:sz w:val="24"/>
+          <w:szCs w:val="24"/>
+        </w:rPr>
+      </w:pPr>
+    </w:p>
+    <w:p>
+      <w:pPr>
+        <w:rPr>
+          <w:rFonts w:ascii="Abel" w:hAnsi="Abel"/>
+          <w:sz w:val="24"/>
+          <w:szCs w:val="24"/>
+        </w:rPr>
+      </w:pPr>
+    </w:p>
+    <w:p>
+      <w:pPr>
+        <w:rPr>
+          <w:rFonts w:ascii="Abel" w:hAnsi="Abel"/>
+          <w:sz w:val="24"/>
+          <w:szCs w:val="24"/>
+        </w:rPr>
+      </w:pPr>
+    </w:p>
+    <w:p>
+      <w:pPr>
+        <w:rPr>
+          <w:rFonts w:ascii="Abel" w:hAnsi="Abel"/>
+          <w:sz w:val="24"/>
+          <w:szCs w:val="24"/>
+        </w:rPr>
+      </w:pPr>
+    </w:p>
+    <w:p>
+      <w:pPr>
+        <w:rPr>
+          <w:rFonts w:ascii="Abel" w:hAnsi="Abel"/>
+          <w:sz w:val="24"/>
+          <w:szCs w:val="24"/>
+        </w:rPr>
+      </w:pPr>
+    </w:p>
+    <w:p>
+      <w:pPr>
+        <w:rPr>
+          <w:rFonts w:ascii="Abel" w:hAnsi="Abel"/>
+          <w:sz w:val="24"/>
+          <w:szCs w:val="24"/>
+        </w:rPr>
+      </w:pPr>
+    </w:p>
+    <w:p>
+      <w:pPr>
+        <w:rPr>
+          <w:rFonts w:ascii="Abel" w:hAnsi="Abel"/>
+          <w:sz w:val="24"/>
+          <w:szCs w:val="24"/>
+        </w:rPr>
+      </w:pPr>
+    </w:p>
+    <w:p>
+      <w:pPr>
+        <w:rPr>
+          <w:rFonts w:ascii="Abel" w:hAnsi="Abel"/>
+          <w:sz w:val="24"/>
+          <w:szCs w:val="24"/>
+        </w:rPr>
+      </w:pPr>
+    </w:p>
+    <w:p>
+      <w:pPr>
+        <w:pStyle w:val="PargrafodaLista"/>
+        <w:spacing w:line="285" w:lineRule="atLeast"/>
+        <w:ind w:left="1065"/>
+        <w:rPr>
+          <w:rFonts w:ascii="Abel" w:hAnsi="Abel"/>
+          <w:sz w:val="24"/>
+          <w:szCs w:val="24"/>
+        </w:rPr>
+      </w:pPr>
+    </w:p>
+    <w:p>
+      <w:pPr>
+        <w:pStyle w:val="PargrafodaLista"/>
+        <w:spacing w:line="285" w:lineRule="atLeast"/>
+        <w:ind w:left="1065"/>
+      </w:pPr>
     </w:p>
     <w:p>
       <w:pPr>
         <w:pStyle w:val="PargrafodaLista"/>
         <w:spacing w:line="285" w:lineRule="atLeast"/>
         <w:ind w:left="0"/>
-        <w:rPr>
-          <w:rFonts w:ascii="Abel" w:hAnsi="Abel"/>
-          <w:sz w:val="24"/>
-          <w:szCs w:val="24"/>
-        </w:rPr>
-      </w:pPr>
-      <w:r>
-        <w:rPr>
-          <w:rFonts w:ascii="Abel" w:hAnsi="Abel"/>
-          <w:sz w:val="24"/>
-          <w:szCs w:val="24"/>
-        </w:rPr>
-        <w:t xml:space="preserve">• 1 Coordenador De ServiçOs, 6 Diária(s), de: 13/09/2026 até: 18/09/2026</w:t>
-      </w:r>
-    </w:p>
-    <w:p>
-      <w:pPr>
-        <w:pStyle w:val="PargrafodaLista"/>
-        <w:spacing w:line="285" w:lineRule="atLeast"/>
-        <w:ind w:left="0"/>
-        <w:rPr>
-          <w:rFonts w:ascii="Abel" w:hAnsi="Abel"/>
-          <w:sz w:val="24"/>
-          <w:szCs w:val="24"/>
-        </w:rPr>
-      </w:pPr>
-      <w:r>
-        <w:rPr>
-          <w:rFonts w:ascii="Abel" w:hAnsi="Abel"/>
-          <w:sz w:val="24"/>
-          <w:szCs w:val="24"/>
-        </w:rPr>
-        <w:t xml:space="preserve">• 1 Coordenador De Staff, 3 Diária(s), de: 15/09/2026 até: 17/09/2026</w:t>
-      </w:r>
-    </w:p>
-    <w:p>
-      <w:pPr>
-        <w:pStyle w:val="PargrafodaLista"/>
-        <w:spacing w:line="285" w:lineRule="atLeast"/>
-        <w:ind w:left="0"/>
-        <w:rPr>
-          <w:rFonts w:ascii="Abel" w:hAnsi="Abel"/>
-          <w:sz w:val="24"/>
-          <w:szCs w:val="24"/>
-        </w:rPr>
-      </w:pPr>
-      <w:r>
-        <w:rPr>
-          <w:rFonts w:ascii="Abel" w:hAnsi="Abel"/>
-          <w:sz w:val="24"/>
-          <w:szCs w:val="24"/>
-        </w:rPr>
-        <w:t xml:space="preserve">• 2 Fiscal De LogíStica, 5 Diária(s), de: 14/09/2026 até: 18/09/2026</w:t>
-      </w:r>
-    </w:p>
-    <w:p>
-      <w:pPr>
-        <w:pStyle w:val="PargrafodaLista"/>
-        <w:spacing w:line="285" w:lineRule="atLeast"/>
-        <w:ind w:left="0"/>
-        <w:rPr>
-          <w:rFonts w:ascii="Abel" w:hAnsi="Abel"/>
-          <w:sz w:val="24"/>
-          <w:szCs w:val="24"/>
-        </w:rPr>
-      </w:pPr>
-      <w:r>
-        <w:rPr>
-          <w:rFonts w:ascii="Abel" w:hAnsi="Abel"/>
-          <w:sz w:val="24"/>
-          <w:szCs w:val="24"/>
-        </w:rPr>
-        <w:t xml:space="preserve">• 4 Fiscal De MarcaçãO, 1 Diária(s), de: 14/09/2026 até: 14/09/2026</w:t>
-      </w:r>
-    </w:p>
-    <w:p>
-      <w:pPr>
-        <w:pStyle w:val="PargrafodaLista"/>
-        <w:spacing w:line="285" w:lineRule="atLeast"/>
-        <w:ind w:left="0"/>
-        <w:rPr>
-          <w:rFonts w:ascii="Abel" w:hAnsi="Abel"/>
-          <w:sz w:val="24"/>
-          <w:szCs w:val="24"/>
-        </w:rPr>
-      </w:pPr>
-      <w:r>
-        <w:rPr>
-          <w:rFonts w:ascii="Abel" w:hAnsi="Abel"/>
-          <w:sz w:val="24"/>
-          <w:szCs w:val="24"/>
-        </w:rPr>
-        <w:t xml:space="preserve">• 2 Fiscal Diurno, 5 Diária(s), de: 14/09/2026 até: 18/09/2026</w:t>
-      </w:r>
-    </w:p>
-    <w:p>
-      <w:pPr>
-        <w:pStyle w:val="PargrafodaLista"/>
-        <w:spacing w:line="285" w:lineRule="atLeast"/>
-        <w:ind w:left="0"/>
-        <w:rPr>
-          <w:rFonts w:ascii="Abel" w:hAnsi="Abel"/>
-          <w:sz w:val="24"/>
-          <w:szCs w:val="24"/>
-        </w:rPr>
-      </w:pPr>
-      <w:r>
-        <w:rPr>
-          <w:rFonts w:ascii="Abel" w:hAnsi="Abel"/>
-          <w:sz w:val="24"/>
-          <w:szCs w:val="24"/>
-        </w:rPr>
-        <w:t xml:space="preserve">• 1 Fiscal Noturno, 5 Diária(s), de: 14/09/2026 até: 18/09/2026</w:t>
-      </w:r>
-    </w:p>
-    <w:p>
-      <w:pPr>
-        <w:pStyle w:val="PargrafodaLista"/>
-        <w:spacing w:line="285" w:lineRule="atLeast"/>
-        <w:ind w:left="0"/>
-        <w:rPr>
-          <w:rFonts w:ascii="Abel" w:hAnsi="Abel"/>
-          <w:sz w:val="24"/>
-          <w:szCs w:val="24"/>
-        </w:rPr>
-      </w:pPr>
-      <w:r>
-        <w:rPr>
-          <w:rFonts w:ascii="Abel" w:hAnsi="Abel"/>
-          <w:sz w:val="24"/>
-          <w:szCs w:val="24"/>
-        </w:rPr>
-        <w:t xml:space="preserve">• 1 Sistema De Caex, 1 Diária(s), de: 12/09/2026 até: 12/09/2026</w:t>
-      </w:r>
-    </w:p>
-    <w:p>
-      <w:pPr>
-        <w:pStyle w:val="PargrafodaLista"/>
-        <w:spacing w:line="285" w:lineRule="atLeast"/>
-        <w:ind w:left="0"/>
-        <w:rPr>
-          <w:rFonts w:ascii="Abel" w:hAnsi="Abel"/>
-          <w:sz w:val="24"/>
-          <w:szCs w:val="24"/>
-        </w:rPr>
-      </w:pPr>
-      <w:r>
-        <w:rPr>
-          <w:rFonts w:ascii="Abel" w:hAnsi="Abel"/>
-          <w:sz w:val="24"/>
-          <w:szCs w:val="24"/>
-        </w:rPr>
-        <w:t xml:space="preserve">• 2 TéCnico De Ti, 3 Diária(s), de: 15/09/2026 até: 17/09/2026</w:t>
-      </w:r>
-    </w:p>
-    <w:p>
-      <w:pPr>
-        <w:pStyle w:val="PargrafodaLista"/>
-        <w:spacing w:line="285" w:lineRule="atLeast"/>
-        <w:ind w:left="0"/>
-        <w:rPr>
-          <w:rFonts w:ascii="Abel" w:hAnsi="Abel"/>
-          <w:sz w:val="24"/>
-          <w:szCs w:val="24"/>
-        </w:rPr>
-      </w:pPr>
-      <w:r>
-        <w:rPr>
-          <w:rFonts w:ascii="Abel" w:hAnsi="Abel"/>
-          <w:sz w:val="24"/>
-          <w:szCs w:val="24"/>
-        </w:rPr>
-        <w:t xml:space="preserve"/>
-      </w:r>
-    </w:p>
-    <w:p>
-      <w:pPr>
-        <w:spacing w:line="285" w:lineRule="atLeast"/>
-        <w:rPr>
-          <w:rFonts w:ascii="Abel" w:hAnsi="Abel"/>
-          <w:sz w:val="24"/>
-          <w:szCs w:val="24"/>
-        </w:rPr>
-      </w:pPr>
-      <w:r>
-        <w:rPr>
-          <w:rFonts w:ascii="Abel" w:hAnsi="Abel"/>
-          <w:sz w:val="24"/>
-          <w:szCs w:val="24"/>
-        </w:rPr>
-        <w:t xml:space="preserve"/>
-      </w:r>
-    </w:p>
-    <w:p>
-      <w:pPr>
-        <w:spacing w:line="285" w:lineRule="atLeast"/>
         <w:rPr>
           <w:rFonts w:ascii="Abel" w:hAnsi="Abel"/>
           <w:b/>
@@ -1472,23 +1493,16 @@
           <w:sz w:val="24"/>
           <w:szCs w:val="24"/>
         </w:rPr>
-        <w:t xml:space="preserve">
-          <w:r>
-            <w:rPr>
-              <w:b/>
-              <w:i/>
-              <w:rFonts w:ascii="Abel" w:hAnsi="Abel" w:cs="Abel"/>
-            </w:rPr>
-            <w:t xml:space="preserve">EQUIPAMENTO(S)</w:t>
-          </w:r>
-        </w:t>
+        <w:lastRenderedPageBreak/>
+        <w:t xml:space="preserve">INVESTIMENTO </w:t>
       </w:r>
     </w:p>
     <w:p>
       <w:pPr>
         <w:pStyle w:val="PargrafodaLista"/>
         <w:spacing w:line="285" w:lineRule="atLeast"/>
-        <w:ind w:left="0"/>
+        <w:ind w:left="708"/>
+        <w:jc w:val="both"/>
         <w:rPr>
           <w:rFonts w:ascii="Abel" w:hAnsi="Abel"/>
           <w:sz w:val="24"/>
@@ -1501,114 +1515,55 @@
           <w:sz w:val="24"/>
           <w:szCs w:val="24"/>
         </w:rPr>
-        <w:t xml:space="preserve">• 1 Notebook, (GERENTE OPERACIONAL), 20 Diária(s), de: 30/08/2026 até: 18/09/2026</w:t>
+        <w:t xml:space="preserve">O valor para a execução desta proposta para </w:t>
       </w:r>
-    </w:p>
-    <w:p>
-      <w:pPr>
-        <w:pStyle w:val="PargrafodaLista"/>
-        <w:spacing w:line="285" w:lineRule="atLeast"/>
-        <w:ind w:left="0"/>
-        <w:rPr>
-          <w:rFonts w:ascii="Abel" w:hAnsi="Abel"/>
-          <w:sz w:val="24"/>
-          <w:szCs w:val="24"/>
-        </w:rPr>
-      </w:pPr>
       <w:r>
         <w:rPr>
           <w:rFonts w:ascii="Abel" w:hAnsi="Abel"/>
-          <w:sz w:val="24"/>
-          <w:szCs w:val="24"/>
-        </w:rPr>
-        <w:t xml:space="preserve">• 1 Rede, 1 Diária(s), de: 13/09/2026 até: 13/09/2026</w:t>
+          <w:b/>
+          <w:bCs/>
+          <w:sz w:val="24"/>
+          <w:szCs w:val="24"/>
+        </w:rPr>
+        <w:t xml:space="preserve">2026</w:t>
       </w:r>
-    </w:p>
-    <w:p>
-      <w:pPr>
-        <w:pStyle w:val="PargrafodaLista"/>
-        <w:spacing w:line="285" w:lineRule="atLeast"/>
-        <w:ind w:left="0"/>
-        <w:rPr>
-          <w:rFonts w:ascii="Abel" w:hAnsi="Abel"/>
-          <w:sz w:val="24"/>
-          <w:szCs w:val="24"/>
-        </w:rPr>
-      </w:pPr>
       <w:r>
         <w:rPr>
           <w:rFonts w:ascii="Abel" w:hAnsi="Abel"/>
           <w:sz w:val="24"/>
           <w:szCs w:val="24"/>
         </w:rPr>
-        <w:t xml:space="preserve">• 1 Sistema De Credenciamento, 1 Diária(s), de: 12/09/2026 até: 12/09/2026</w:t>
+        <w:t xml:space="preserve"> é de </w:t>
       </w:r>
-    </w:p>
-    <w:p>
-      <w:pPr>
-        <w:pStyle w:val="PargrafodaLista"/>
-        <w:spacing w:line="285" w:lineRule="atLeast"/>
-        <w:ind w:left="0"/>
-        <w:rPr>
-          <w:rFonts w:ascii="Abel" w:hAnsi="Abel"/>
-          <w:sz w:val="24"/>
-          <w:szCs w:val="24"/>
-        </w:rPr>
-      </w:pPr>
       <w:r>
         <w:rPr>
           <w:rFonts w:ascii="Abel" w:hAnsi="Abel"/>
-          <w:sz w:val="24"/>
-          <w:szCs w:val="24"/>
-        </w:rPr>
-        <w:t xml:space="preserve">• 1 Suprimentos, 1 Diária(s), de: 13/09/2026 até: 13/09/2026</w:t>
+          <w:b/>
+          <w:bCs/>
+          <w:sz w:val="24"/>
+          <w:szCs w:val="24"/>
+        </w:rPr>
+        <w:t xml:space="preserve">R$ 73.015,40</w:t>
       </w:r>
-    </w:p>
-    <w:p>
-      <w:pPr>
-        <w:pStyle w:val="PargrafodaLista"/>
-        <w:spacing w:line="285" w:lineRule="atLeast"/>
-        <w:ind w:left="0"/>
-        <w:rPr>
-          <w:rFonts w:ascii="Abel" w:hAnsi="Abel"/>
-          <w:sz w:val="24"/>
-          <w:szCs w:val="24"/>
-        </w:rPr>
-      </w:pPr>
       <w:r>
         <w:rPr>
           <w:rFonts w:ascii="Abel" w:hAnsi="Abel"/>
           <w:sz w:val="24"/>
           <w:szCs w:val="24"/>
         </w:rPr>
-        <w:t xml:space="preserve">• 10 Totem Completo, 3 Diária(s), de: 15/09/2026 até: 17/09/2026</w:t>
+        <w:t xml:space="preserve"> </w:t>
       </w:r>
-    </w:p>
-    <w:p>
-      <w:pPr>
-        <w:pStyle w:val="PargrafodaLista"/>
-        <w:spacing w:line="285" w:lineRule="atLeast"/>
-        <w:ind w:left="0"/>
-        <w:rPr>
-          <w:rFonts w:ascii="Abel" w:hAnsi="Abel"/>
-          <w:sz w:val="24"/>
-          <w:szCs w:val="24"/>
-        </w:rPr>
-      </w:pPr>
       <w:r>
         <w:rPr>
           <w:rFonts w:ascii="Abel" w:hAnsi="Abel"/>
           <w:sz w:val="24"/>
           <w:szCs w:val="24"/>
         </w:rPr>
-        <w:t xml:space="preserve">• 2 Impressora Multifuncional, (CAEX), 4 Diária(s), de: 14/09/2026 até: 17/09/2026</w:t>
+        <w:t>Incluso no valor todos os custos referentes honorários de funcionários e prestadores de serviços, impostos fiscais devidos que deverão ser recolhidos pela JA Promoções e Eventos, arcando inclusive com as eventuais sanções legais oriundas do não cumprimento dessas obrigações.</w:t>
       </w:r>
     </w:p>
     <w:p>
       <w:pPr>
-        <w:pStyle w:val="PargrafodaLista"/>
-        <w:spacing w:line="285" w:lineRule="atLeast"/>
-        <w:ind w:left="0"/>
         <w:rPr>
           <w:rFonts w:ascii="Abel" w:hAnsi="Abel"/>
           <w:sz w:val="24"/>
@@ -1621,271 +1576,11 @@
           <w:sz w:val="24"/>
           <w:szCs w:val="24"/>
         </w:rPr>
-        <w:t xml:space="preserve">• 4 Impressora De Etiqueta, (CAEX), 4 Diária(s), de: 14/09/2026 até: 17/09/2026</w:t>
+        <w:tab/>
       </w:r>
     </w:p>
     <w:p>
       <w:pPr>
-        <w:pStyle w:val="PargrafodaLista"/>
-        <w:spacing w:line="285" w:lineRule="atLeast"/>
-        <w:ind w:left="0"/>
-        <w:rPr>
-          <w:rFonts w:ascii="Abel" w:hAnsi="Abel"/>
-          <w:sz w:val="24"/>
-          <w:szCs w:val="24"/>
-        </w:rPr>
-      </w:pPr>
-      <w:r>
-        <w:rPr>
-          <w:rFonts w:ascii="Abel" w:hAnsi="Abel"/>
-          <w:sz w:val="24"/>
-          <w:szCs w:val="24"/>
-        </w:rPr>
-        <w:t xml:space="preserve">• 4 Impressora De Etiqueta, (HELP DESK), 3 Diária(s), de: 15/09/2026 até: 17/09/2026</w:t>
-      </w:r>
-    </w:p>
-    <w:p>
-      <w:pPr>
-        <w:pStyle w:val="PargrafodaLista"/>
-        <w:spacing w:line="285" w:lineRule="atLeast"/>
-        <w:ind w:left="0"/>
-        <w:rPr>
-          <w:rFonts w:ascii="Abel" w:hAnsi="Abel"/>
-          <w:sz w:val="24"/>
-          <w:szCs w:val="24"/>
-        </w:rPr>
-      </w:pPr>
-      <w:r>
-        <w:rPr>
-          <w:rFonts w:ascii="Abel" w:hAnsi="Abel"/>
-          <w:sz w:val="24"/>
-          <w:szCs w:val="24"/>
-        </w:rPr>
-        <w:t xml:space="preserve">• 4 Notebook, (HELP DESK), 3 Diária(s), de: 15/09/2026 até: 17/09/2026</w:t>
-      </w:r>
-    </w:p>
-    <w:p>
-      <w:pPr>
-        <w:pStyle w:val="PargrafodaLista"/>
-        <w:spacing w:line="285" w:lineRule="atLeast"/>
-        <w:ind w:left="0"/>
-        <w:rPr>
-          <w:rFonts w:ascii="Abel" w:hAnsi="Abel"/>
-          <w:sz w:val="24"/>
-          <w:szCs w:val="24"/>
-        </w:rPr>
-      </w:pPr>
-      <w:r>
-        <w:rPr>
-          <w:rFonts w:ascii="Abel" w:hAnsi="Abel"/>
-          <w:sz w:val="24"/>
-          <w:szCs w:val="24"/>
-        </w:rPr>
-        <w:t xml:space="preserve">• 5 Notebook, (CAEX), 4 Diária(s), de: 14/09/2026 até: 17/09/2026</w:t>
-      </w:r>
-    </w:p>
-    <w:p>
-      <w:pPr>
-        <w:pStyle w:val="PargrafodaLista"/>
-        <w:spacing w:line="285" w:lineRule="atLeast"/>
-        <w:ind w:left="0"/>
-        <w:rPr>
-          <w:rFonts w:ascii="Abel" w:hAnsi="Abel"/>
-          <w:sz w:val="24"/>
-          <w:szCs w:val="24"/>
-        </w:rPr>
-      </w:pPr>
-      <w:r>
-        <w:rPr>
-          <w:rFonts w:ascii="Abel" w:hAnsi="Abel"/>
-          <w:sz w:val="24"/>
-          <w:szCs w:val="24"/>
-        </w:rPr>
-        <w:t xml:space="preserve"/>
-      </w:r>
-    </w:p>
-    <w:p>
-      <w:pPr>
-        <w:spacing w:line="285" w:lineRule="atLeast"/>
-        <w:rPr>
-          <w:rFonts w:ascii="Abel" w:hAnsi="Abel"/>
-          <w:sz w:val="24"/>
-          <w:szCs w:val="24"/>
-        </w:rPr>
-      </w:pPr>
-      <w:r>
-        <w:rPr>
-          <w:rFonts w:ascii="Abel" w:hAnsi="Abel"/>
-          <w:sz w:val="24"/>
-          <w:szCs w:val="24"/>
-        </w:rPr>
-        <w:t xml:space="preserve"/>
-      </w:r>
-    </w:p>
-    <w:p>
-      <w:pPr>
-        <w:pStyle w:val="PargrafodaLista"/>
-        <w:spacing w:line="285" w:lineRule="atLeast"/>
-        <w:ind w:left="0"/>
-        <w:rPr>
-          <w:rFonts w:ascii="Abel" w:hAnsi="Abel"/>
-          <w:sz w:val="24"/>
-          <w:szCs w:val="24"/>
-        </w:rPr>
-      </w:pPr>
-    </w:p>
-    <w:p>
-      <w:pPr>
-        <w:pStyle w:val="PargrafodaLista"/>
-        <w:spacing w:line="285" w:lineRule="atLeast"/>
-        <w:ind w:left="0"/>
-        <w:rPr>
-          <w:rFonts w:ascii="Abel" w:hAnsi="Abel"/>
-          <w:sz w:val="24"/>
-          <w:szCs w:val="24"/>
-        </w:rPr>
-      </w:pPr>
-      <w:r>
-        <w:rPr>
-          <w:rFonts w:ascii="Abel" w:hAnsi="Abel"/>
-          <w:sz w:val="24"/>
-          <w:szCs w:val="24"/>
-        </w:rPr>
-        <w:t xml:space="preserve"/>
-      </w:r>
-    </w:p>
-    <w:p>
-      <w:pPr>
-        <w:rPr>
-          <w:rFonts w:ascii="Abel" w:hAnsi="Abel"/>
-          <w:sz w:val="24"/>
-          <w:szCs w:val="24"/>
-        </w:rPr>
-      </w:pPr>
-    </w:p>
-    <w:p>
-      <w:pPr>
-        <w:rPr>
-          <w:rFonts w:ascii="Abel" w:hAnsi="Abel"/>
-          <w:sz w:val="24"/>
-          <w:szCs w:val="24"/>
-        </w:rPr>
-      </w:pPr>
-    </w:p>
-    <w:p>
-      <w:pPr>
-        <w:rPr>
-          <w:rFonts w:ascii="Abel" w:hAnsi="Abel"/>
-          <w:sz w:val="24"/>
-          <w:szCs w:val="24"/>
-        </w:rPr>
-      </w:pPr>
-    </w:p>
-    <w:p>
-      <w:pPr>
-        <w:rPr>
-          <w:rFonts w:ascii="Abel" w:hAnsi="Abel"/>
-          <w:sz w:val="24"/>
-          <w:szCs w:val="24"/>
-        </w:rPr>
-      </w:pPr>
-    </w:p>
-    <w:p>
-      <w:pPr>
-        <w:rPr>
-          <w:rFonts w:ascii="Abel" w:hAnsi="Abel"/>
-          <w:sz w:val="24"/>
-          <w:szCs w:val="24"/>
-        </w:rPr>
-      </w:pPr>
-    </w:p>
-    <w:p>
-      <w:pPr>
-        <w:rPr>
-          <w:rFonts w:ascii="Abel" w:hAnsi="Abel"/>
-          <w:sz w:val="24"/>
-          <w:szCs w:val="24"/>
-        </w:rPr>
-      </w:pPr>
-    </w:p>
-    <w:p>
-      <w:pPr>
-        <w:rPr>
-          <w:rFonts w:ascii="Abel" w:hAnsi="Abel"/>
-          <w:sz w:val="24"/>
-          <w:szCs w:val="24"/>
-        </w:rPr>
-      </w:pPr>
-    </w:p>
-    <w:p>
-      <w:pPr>
-        <w:rPr>
-          <w:rFonts w:ascii="Abel" w:hAnsi="Abel"/>
-          <w:sz w:val="24"/>
-          <w:szCs w:val="24"/>
-        </w:rPr>
-      </w:pPr>
-    </w:p>
-    <w:p>
-      <w:pPr>
-        <w:rPr>
-          <w:rFonts w:ascii="Abel" w:hAnsi="Abel"/>
-          <w:sz w:val="24"/>
-          <w:szCs w:val="24"/>
-        </w:rPr>
-      </w:pPr>
-    </w:p>
-    <w:p>
-      <w:pPr>
-        <w:rPr>
-          <w:rFonts w:ascii="Abel" w:hAnsi="Abel"/>
-          <w:sz w:val="24"/>
-          <w:szCs w:val="24"/>
-        </w:rPr>
-      </w:pPr>
-    </w:p>
-    <w:p>
-      <w:pPr>
-        <w:rPr>
-          <w:rFonts w:ascii="Abel" w:hAnsi="Abel"/>
-          <w:sz w:val="24"/>
-          <w:szCs w:val="24"/>
-        </w:rPr>
-      </w:pPr>
-    </w:p>
-    <w:p>
-      <w:pPr>
-        <w:rPr>
-          <w:rFonts w:ascii="Abel" w:hAnsi="Abel"/>
-          <w:sz w:val="24"/>
-          <w:szCs w:val="24"/>
-        </w:rPr>
-      </w:pPr>
-    </w:p>
-    <w:p>
-      <w:pPr>
-        <w:pStyle w:val="PargrafodaLista"/>
-        <w:spacing w:line="285" w:lineRule="atLeast"/>
-        <w:ind w:left="1065"/>
-        <w:rPr>
-          <w:rFonts w:ascii="Abel" w:hAnsi="Abel"/>
-          <w:sz w:val="24"/>
-          <w:szCs w:val="24"/>
-        </w:rPr>
-      </w:pPr>
-    </w:p>
-    <w:p>
-      <w:pPr>
-        <w:pStyle w:val="PargrafodaLista"/>
-        <w:spacing w:line="285" w:lineRule="atLeast"/>
-        <w:ind w:left="1065"/>
-      </w:pPr>
-    </w:p>
-    <w:p>
-      <w:pPr>
-        <w:pStyle w:val="PargrafodaLista"/>
-        <w:spacing w:line="285" w:lineRule="atLeast"/>
-        <w:ind w:left="0"/>
         <w:rPr>
           <w:rFonts w:ascii="Abel" w:hAnsi="Abel"/>
           <w:b/>
@@ -1906,8 +1601,7 @@
           <w:sz w:val="24"/>
           <w:szCs w:val="24"/>
         </w:rPr>
-        <w:lastRenderedPageBreak/>
-        <w:t xml:space="preserve">INVESTIMENTO </w:t>
+        <w:t xml:space="preserve">Forma de pagamento</w:t>
       </w:r>
     </w:p>
     <w:p>
@@ -1928,80 +1622,86 @@
           <w:sz w:val="24"/>
           <w:szCs w:val="24"/>
         </w:rPr>
-        <w:t xml:space="preserve">O valor para a execução desta proposta para </w:t>
+        <w:t xml:space="preserve"> </w:t>
+      </w:r>
+      <w:proofErr w:type="gramStart"/>
+      <w:r>
+        <w:rPr>
+          <w:rFonts w:ascii="Abel" w:hAnsi="Abel"/>
+          <w:sz w:val="24"/>
+          <w:szCs w:val="24"/>
+        </w:rPr>
+        <w:t xml:space="preserve"/>
+      </w:r>
+    </w:p>
+    <w:p>
+      <w:pPr>
+        <w:pStyle w:val="PargrafodaLista"/>
+        <w:spacing w:line="285" w:lineRule="atLeast"/>
+        <w:ind w:left="1065"/>
+        <w:jc w:val="both"/>
+        <w:rPr>
+          <w:rFonts w:ascii="Abel" w:hAnsi="Abel"/>
+          <w:sz w:val="24"/>
+          <w:szCs w:val="24"/>
+        </w:rPr>
+      </w:pPr>
+    </w:p>
+    <w:p>
+      <w:pPr>
+        <w:pStyle w:val="PargrafodaLista"/>
+        <w:spacing w:line="285" w:lineRule="atLeast"/>
+        <w:ind w:left="1065"/>
+        <w:jc w:val="center"/>
+        <w:rPr>
+          <w:rFonts w:ascii="Abel" w:hAnsi="Abel"/>
+        </w:rPr>
+      </w:pPr>
+      <w:r>
+        <w:rPr>
+          <w:rFonts w:ascii="Abel" w:hAnsi="Abel"/>
+        </w:rPr>
+        <w:t>*Prazos de pagamento sujeitos a alteração conforme necessidade e acordo.</w:t>
       </w:r>
       <w:r>
         <w:rPr>
           <w:rFonts w:ascii="Abel" w:hAnsi="Abel"/>
-          <w:b/>
-          <w:bCs/>
-          <w:sz w:val="24"/>
-          <w:szCs w:val="24"/>
-        </w:rPr>
-        <w:t xml:space="preserve">2026</w:t>
+        </w:rPr>
+        <w:br/>
       </w:r>
-      <w:r>
-        <w:rPr>
-          <w:rFonts w:ascii="Abel" w:hAnsi="Abel"/>
-          <w:sz w:val="24"/>
-          <w:szCs w:val="24"/>
-        </w:rPr>
-        <w:t xml:space="preserve"> é de </w:t>
-      </w:r>
-      <w:r>
-        <w:rPr>
-          <w:rFonts w:ascii="Abel" w:hAnsi="Abel"/>
-          <w:b/>
-          <w:bCs/>
-          <w:sz w:val="24"/>
-          <w:szCs w:val="24"/>
-        </w:rPr>
-        <w:t xml:space="preserve">R$ 214.793,33</w:t>
-      </w:r>
-      <w:r>
-        <w:rPr>
-          <w:rFonts w:ascii="Abel" w:hAnsi="Abel"/>
-          <w:sz w:val="24"/>
-          <w:szCs w:val="24"/>
-        </w:rPr>
-        <w:t xml:space="preserve"> </w:t>
-      </w:r>
-      <w:r>
-        <w:rPr>
-          <w:rFonts w:ascii="Abel" w:hAnsi="Abel"/>
-          <w:sz w:val="24"/>
-          <w:szCs w:val="24"/>
-        </w:rPr>
-        <w:t>Incluso no valor todos os custos referentes honorários de funcionários e prestadores de serviços, impostos fiscais devidos que deverão ser recolhidos pela JA Promoções e Eventos, arcando inclusive com as eventuais sanções legais oriundas do não cumprimento dessas obrigações.</w:t>
-      </w:r>
-    </w:p>
-    <w:p>
-      <w:pPr>
-        <w:rPr>
-          <w:rFonts w:ascii="Abel" w:hAnsi="Abel"/>
-          <w:sz w:val="24"/>
-          <w:szCs w:val="24"/>
-        </w:rPr>
-      </w:pPr>
-      <w:r>
-        <w:rPr>
-          <w:rFonts w:ascii="Abel" w:hAnsi="Abel"/>
-          <w:sz w:val="24"/>
-          <w:szCs w:val="24"/>
-        </w:rPr>
-        <w:tab/>
-      </w:r>
-    </w:p>
-    <w:p>
-      <w:pPr>
+    </w:p>
+    <w:p>
+      <w:pPr>
+        <w:spacing w:line="285" w:lineRule="atLeast"/>
+        <w:jc w:val="both"/>
+        <w:rPr>
+          <w:rFonts w:ascii="Abel" w:hAnsi="Abel"/>
+          <w:sz w:val="24"/>
+          <w:szCs w:val="24"/>
+        </w:rPr>
+      </w:pPr>
+    </w:p>
+    <w:p>
+      <w:pPr>
+        <w:spacing w:line="285" w:lineRule="atLeast"/>
+        <w:jc w:val="center"/>
+        <w:rPr>
+          <w:rFonts w:ascii="Abel" w:hAnsi="Abel"/>
+          <w:sz w:val="24"/>
+          <w:szCs w:val="24"/>
+        </w:rPr>
+      </w:pPr>
+    </w:p>
+    <w:p>
+      <w:pPr>
+        <w:spacing w:line="285" w:lineRule="atLeast"/>
+        <w:jc w:val="center"/>
         <w:rPr>
           <w:rFonts w:ascii="Abel" w:hAnsi="Abel"/>
           <w:b/>
           <w:bCs/>
           <w:i/>
           <w:iCs/>
-          <w:sz w:val="24"/>
-          <w:szCs w:val="24"/>
         </w:rPr>
       </w:pPr>
       <w:r>
@@ -2011,104 +1711,10 @@
           <w:bCs/>
           <w:i/>
           <w:iCs/>
-          <w:sz w:val="24"/>
-          <w:szCs w:val="24"/>
-        </w:rPr>
-        <w:t xml:space="preserve">Forma de pagamento</w:t>
-      </w:r>
-    </w:p>
-    <w:p>
-      <w:pPr>
-        <w:pStyle w:val="PargrafodaLista"/>
-        <w:spacing w:line="285" w:lineRule="atLeast"/>
-        <w:ind w:left="708"/>
-        <w:jc w:val="both"/>
-        <w:rPr>
-          <w:rFonts w:ascii="Abel" w:hAnsi="Abel"/>
-          <w:sz w:val="24"/>
-          <w:szCs w:val="24"/>
-        </w:rPr>
-      </w:pPr>
-      <w:r>
-        <w:rPr>
-          <w:rFonts w:ascii="Abel" w:hAnsi="Abel"/>
-          <w:sz w:val="24"/>
-          <w:szCs w:val="24"/>
-        </w:rPr>
-        <w:t xml:space="preserve"> </w:t>
-      </w:r>
-      <w:proofErr w:type="gramStart"/>
-      <w:r>
-        <w:rPr>
-          <w:rFonts w:ascii="Abel" w:hAnsi="Abel"/>
-          <w:sz w:val="24"/>
-          <w:szCs w:val="24"/>
-        </w:rPr>
-        <w:t xml:space="preserve"/>
-      </w:r>
-    </w:p>
-    <w:p>
-      <w:pPr>
-        <w:pStyle w:val="PargrafodaLista"/>
-        <w:spacing w:line="285" w:lineRule="atLeast"/>
-        <w:ind w:left="1065"/>
-        <w:jc w:val="both"/>
-        <w:rPr>
-          <w:rFonts w:ascii="Abel" w:hAnsi="Abel"/>
-          <w:sz w:val="24"/>
-          <w:szCs w:val="24"/>
-        </w:rPr>
-      </w:pPr>
-    </w:p>
-    <w:p>
-      <w:pPr>
-        <w:pStyle w:val="PargrafodaLista"/>
-        <w:spacing w:line="285" w:lineRule="atLeast"/>
-        <w:ind w:left="1065"/>
-        <w:jc w:val="center"/>
-        <w:rPr>
-          <w:rFonts w:ascii="Abel" w:hAnsi="Abel"/>
-        </w:rPr>
-      </w:pPr>
-      <w:r>
-        <w:rPr>
-          <w:rFonts w:ascii="Abel" w:hAnsi="Abel"/>
-        </w:rPr>
-        <w:t>*Prazos de pagamento sujeitos a alteração conforme necessidade e acordo.</w:t>
+        </w:rPr>
+        <w:t xml:space="preserve">São Paulo, </w:t>
       </w:r>
       <w:r>
-        <w:rPr>
-          <w:rFonts w:ascii="Abel" w:hAnsi="Abel"/>
-        </w:rPr>
-        <w:br/>
-      </w:r>
-    </w:p>
-    <w:p>
-      <w:pPr>
-        <w:spacing w:line="285" w:lineRule="atLeast"/>
-        <w:jc w:val="both"/>
-        <w:rPr>
-          <w:rFonts w:ascii="Abel" w:hAnsi="Abel"/>
-          <w:sz w:val="24"/>
-          <w:szCs w:val="24"/>
-        </w:rPr>
-      </w:pPr>
-    </w:p>
-    <w:p>
-      <w:pPr>
-        <w:spacing w:line="285" w:lineRule="atLeast"/>
-        <w:jc w:val="center"/>
-        <w:rPr>
-          <w:rFonts w:ascii="Abel" w:hAnsi="Abel"/>
-          <w:sz w:val="24"/>
-          <w:szCs w:val="24"/>
-        </w:rPr>
-      </w:pPr>
-    </w:p>
-    <w:p>
-      <w:pPr>
-        <w:spacing w:line="285" w:lineRule="atLeast"/>
-        <w:jc w:val="center"/>
         <w:rPr>
           <w:rFonts w:ascii="Abel" w:hAnsi="Abel"/>
           <w:b/>
@@ -2116,26 +1722,7 @@
           <w:i/>
           <w:iCs/>
         </w:rPr>
-      </w:pPr>
-      <w:r>
-        <w:rPr>
-          <w:rFonts w:ascii="Abel" w:hAnsi="Abel"/>
-          <w:b/>
-          <w:bCs/>
-          <w:i/>
-          <w:iCs/>
-        </w:rPr>
-        <w:t xml:space="preserve">São Paulo, </w:t>
-      </w:r>
-      <w:r>
-        <w:rPr>
-          <w:rFonts w:ascii="Abel" w:hAnsi="Abel"/>
-          <w:b/>
-          <w:bCs/>
-          <w:i/>
-          <w:iCs/>
-        </w:rPr>
-        <w:t xml:space="preserve">15/05/2026</w:t>
+        <w:t xml:space="preserve">30/07/2026</w:t>
       </w:r>
     </w:p>
     <w:p>

--- a/uploads/Proposta/Proposta_FNESP 2026_.docx
+++ b/uploads/Proposta/Proposta_FNESP 2026_.docx
@@ -333,7 +333,7 @@
                 <w:szCs w:val="24"/>
                 <w:u w:val="single"/>
               </w:rPr>
-              <w:t xml:space="preserve">PAVILHÃO 2</w:t>
+              <w:t xml:space="preserve">HALL 1, HALL 2</w:t>
             </w:r>
           </w:p>
         </w:tc>
@@ -564,7 +564,7 @@
                 <w:szCs w:val="24"/>
                 <w:u w:val="single"/>
               </w:rPr>
-              <w:t xml:space="preserve">18/09/2026 ATÉ: 18/09/2026</w:t>
+              <w:t xml:space="preserve">18/09/2026 ATÉ: 19/09/2026</w:t>
             </w:r>
           </w:p>
         </w:tc>
@@ -610,150 +610,6 @@
           <w:szCs w:val="24"/>
         </w:rPr>
         <w:t xml:space="preserve">
-          <w:r>
-            <w:rPr>
-              <w:rFonts w:ascii="Abel" w:hAnsi="Abel" w:cs="Abel"/>
-            </w:rPr>
-            <w:t xml:space="preserve"/>
-          </w:r>
-          <w:r>
-            <w:rPr>
-              <w:b/>
-              <w:i/>
-              <w:rFonts w:ascii="Abel" w:hAnsi="Abel" w:cs="Abel"/>
-            </w:rPr>
-            <w:t xml:space="preserve">ANALISTA DE PROJETOS</w:t>
-          </w:r>
-          <w:r>
-            <w:rPr>
-              <w:rFonts w:ascii="Abel" w:hAnsi="Abel" w:cs="Abel"/>
-            </w:rPr>
-            <w:t xml:space="preserve"/>
-            <w:br/>
-            <w:t xml:space="preserve"/>
-            <w:br/>
-            <w:t xml:space="preserve"/>
-            <w:br/>
-            <w:t xml:space="preserve"/>
-            <w:br/>
-            <w:t xml:space="preserve"/>
-          </w:r>
-          <w:r>
-            <w:rPr>
-              <w:b/>
-              <w:i/>
-              <w:rFonts w:ascii="Abel" w:hAnsi="Abel" w:cs="Abel"/>
-            </w:rPr>
-            <w:t xml:space="preserve">ANÁLISE DE PROJETOS VIA SISTEMA</w:t>
-          </w:r>
-          <w:r>
-            <w:rPr>
-              <w:rFonts w:ascii="Abel" w:hAnsi="Abel" w:cs="Abel"/>
-            </w:rPr>
-            <w:t xml:space="preserve"/>
-            <w:br/>
-            <w:t xml:space="preserve"> Sistema on-line para a análise do projeto e documentação;</w:t>
-            <w:br/>
-            <w:t xml:space="preserve"> Análise dos projetos de acordo com as normas de montagem do evento;</w:t>
-            <w:br/>
-            <w:t xml:space="preserve"> Recebimento da documentação dos estandes: (A.R.T. ou R.R.T. e Termo de Responsabilidade);</w:t>
-            <w:br/>
-            <w:t xml:space="preserve"/>
-            <w:br/>
-            <w:t xml:space="preserve">• 1 Sistema AnáLise De Projetos</w:t>
-            <w:br/>
-            <w:t xml:space="preserve"/>
-            <w:br/>
-            <w:t xml:space="preserve">• 1 Analista De Projetos, 15 Diária(s), de: 30/08/2026 até: 13/09/2026</w:t>
-            <w:br/>
-            <w:t xml:space="preserve"/>
-            <w:br/>
-            <w:t xml:space="preserve">1 </w:t>
-            <w:br/>
-            <w:t xml:space="preserve"/>
-            <w:br/>
-            <w:t xml:space="preserve"/>
-          </w:r>
-          <w:r>
-            <w:rPr>
-              <w:b/>
-              <w:i/>
-              <w:rFonts w:ascii="Abel" w:hAnsi="Abel" w:cs="Abel"/>
-            </w:rPr>
-            <w:t xml:space="preserve">ANALISTA DE PROJETOS</w:t>
-          </w:r>
-          <w:r>
-            <w:rPr>
-              <w:rFonts w:ascii="Abel" w:hAnsi="Abel" w:cs="Abel"/>
-            </w:rPr>
-            <w:t xml:space="preserve"/>
-            <w:br/>
-            <w:t xml:space="preserve"/>
-            <w:br/>
-            <w:t xml:space="preserve"/>
-            <w:br/>
-            <w:t xml:space="preserve"/>
-            <w:br/>
-            <w:t xml:space="preserve"/>
-          </w:r>
-          <w:r>
-            <w:rPr>
-              <w:b/>
-              <w:i/>
-              <w:rFonts w:ascii="Abel" w:hAnsi="Abel" w:cs="Abel"/>
-            </w:rPr>
-            <w:t xml:space="preserve">ANALISTA DE PROJETOS</w:t>
-          </w:r>
-          <w:r>
-            <w:rPr>
-              <w:rFonts w:ascii="Abel" w:hAnsi="Abel" w:cs="Abel"/>
-            </w:rPr>
-            <w:t xml:space="preserve"/>
-            <w:br/>
-            <w:t xml:space="preserve"/>
-            <w:br/>
-            <w:t xml:space="preserve"/>
-            <w:br/>
-            <w:t xml:space="preserve"/>
-            <w:br/>
-            <w:t xml:space="preserve"/>
-          </w:r>
-          <w:r>
-            <w:rPr>
-              <w:b/>
-              <w:i/>
-              <w:rFonts w:ascii="Abel" w:hAnsi="Abel" w:cs="Abel"/>
-            </w:rPr>
-            <w:t xml:space="preserve">ANÁLISE DE PROJETOS VIA SISTEMA</w:t>
-          </w:r>
-          <w:r>
-            <w:rPr>
-              <w:rFonts w:ascii="Abel" w:hAnsi="Abel" w:cs="Abel"/>
-            </w:rPr>
-            <w:t xml:space="preserve"/>
-            <w:br/>
-            <w:t xml:space="preserve"> Sistema on-line para a análise do projeto e documentação;</w:t>
-            <w:br/>
-            <w:t xml:space="preserve"> Análise dos projetos de acordo com as normas de montagem do evento;</w:t>
-            <w:br/>
-            <w:t xml:space="preserve"> Recebimento da documentação dos estandes: (A.R.T. ou R.R.T. e Termo de Responsabilidade);</w:t>
-            <w:br/>
-            <w:t xml:space="preserve"/>
-            <w:br/>
-            <w:t xml:space="preserve">1 </w:t>
-            <w:br/>
-            <w:t xml:space="preserve"/>
-            <w:br/>
-            <w:t xml:space="preserve"/>
-          </w:r>
-          <w:r>
-            <w:rPr>
-              <w:b/>
-              <w:i/>
-              <w:rFonts w:ascii="Abel" w:hAnsi="Abel" w:cs="Abel"/>
-            </w:rPr>
-            <w:t xml:space="preserve">ANALISTA DE PROJETOS</w:t>
-          </w:r>
           <w:r>
             <w:rPr>
               <w:rFonts w:ascii="Abel" w:hAnsi="Abel" w:cs="Abel"/>
@@ -1088,7 +944,7 @@
           <w:sz w:val="24"/>
           <w:szCs w:val="24"/>
         </w:rPr>
-        <w:t xml:space="preserve">• 1 Coordenador De Caex, (ATENDIMENTO), 10 Diária(s), de: 08/09/2026 até: 17/09/2026</w:t>
+        <w:t xml:space="preserve">• 1 Coordenador De Staff, 2 Diária(s), de: 16/09/2026 até: 17/09/2026</w:t>
       </w:r>
     </w:p>
     <w:p>
@@ -1108,7 +964,7 @@
           <w:sz w:val="24"/>
           <w:szCs w:val="24"/>
         </w:rPr>
-        <w:t xml:space="preserve">• 1 Coordenador Operacional 1, (GERENTE), 20 Diária(s), de: 30/08/2026 até: 18/09/2026</w:t>
+        <w:t xml:space="preserve">• 20 Recepcionista Mono, (TREINAMENTO), 1 Diária(s), de: 15/09/2026 até: 15/09/2026</w:t>
       </w:r>
     </w:p>
     <w:p>
@@ -1128,147 +984,7 @@
           <w:sz w:val="24"/>
           <w:szCs w:val="24"/>
         </w:rPr>
-        <w:t xml:space="preserve">• 3 Atendente De Caex -Mono, (HALL 1), 4 Diária(s), de: 14/09/2026 até: 17/09/2026</w:t>
-      </w:r>
-    </w:p>
-    <w:p>
-      <w:pPr>
-        <w:pStyle w:val="PargrafodaLista"/>
-        <w:spacing w:line="285" w:lineRule="atLeast"/>
-        <w:ind w:left="0"/>
-        <w:rPr>
-          <w:rFonts w:ascii="Abel" w:hAnsi="Abel"/>
-          <w:sz w:val="24"/>
-          <w:szCs w:val="24"/>
-        </w:rPr>
-      </w:pPr>
-      <w:r>
-        <w:rPr>
-          <w:rFonts w:ascii="Abel" w:hAnsi="Abel"/>
-          <w:sz w:val="24"/>
-          <w:szCs w:val="24"/>
-        </w:rPr>
-        <w:t xml:space="preserve">• 1 Atendimento Operacional PavilhãO - Mono, (PRODUTOR A  B), 10 Diária(s), de: 09/09/2026 até: 18/09/2026</w:t>
-      </w:r>
-    </w:p>
-    <w:p>
-      <w:pPr>
-        <w:pStyle w:val="PargrafodaLista"/>
-        <w:spacing w:line="285" w:lineRule="atLeast"/>
-        <w:ind w:left="0"/>
-        <w:rPr>
-          <w:rFonts w:ascii="Abel" w:hAnsi="Abel"/>
-          <w:sz w:val="24"/>
-          <w:szCs w:val="24"/>
-        </w:rPr>
-      </w:pPr>
-      <w:r>
-        <w:rPr>
-          <w:rFonts w:ascii="Abel" w:hAnsi="Abel"/>
-          <w:sz w:val="24"/>
-          <w:szCs w:val="24"/>
-        </w:rPr>
-        <w:t xml:space="preserve">• 1 AtualizaçãO De Planta, 1 Diária(s), de: 12/09/2026 até: 12/09/2026</w:t>
-      </w:r>
-    </w:p>
-    <w:p>
-      <w:pPr>
-        <w:pStyle w:val="PargrafodaLista"/>
-        <w:spacing w:line="285" w:lineRule="atLeast"/>
-        <w:ind w:left="0"/>
-        <w:rPr>
-          <w:rFonts w:ascii="Abel" w:hAnsi="Abel"/>
-          <w:sz w:val="24"/>
-          <w:szCs w:val="24"/>
-        </w:rPr>
-      </w:pPr>
-      <w:r>
-        <w:rPr>
-          <w:rFonts w:ascii="Abel" w:hAnsi="Abel"/>
-          <w:sz w:val="24"/>
-          <w:szCs w:val="24"/>
-        </w:rPr>
-        <w:t xml:space="preserve">• 1 Coordenador De ServiçOs, 8 Diária(s), de: 11/09/2026 até: 18/09/2026</w:t>
-      </w:r>
-    </w:p>
-    <w:p>
-      <w:pPr>
-        <w:pStyle w:val="PargrafodaLista"/>
-        <w:spacing w:line="285" w:lineRule="atLeast"/>
-        <w:ind w:left="0"/>
-        <w:rPr>
-          <w:rFonts w:ascii="Abel" w:hAnsi="Abel"/>
-          <w:sz w:val="24"/>
-          <w:szCs w:val="24"/>
-        </w:rPr>
-      </w:pPr>
-      <w:r>
-        <w:rPr>
-          <w:rFonts w:ascii="Abel" w:hAnsi="Abel"/>
-          <w:sz w:val="24"/>
-          <w:szCs w:val="24"/>
-        </w:rPr>
-        <w:t xml:space="preserve">• 2 Fiscal De LogíStica, 5 Diária(s), de: 14/09/2026 até: 18/09/2026</w:t>
-      </w:r>
-    </w:p>
-    <w:p>
-      <w:pPr>
-        <w:pStyle w:val="PargrafodaLista"/>
-        <w:spacing w:line="285" w:lineRule="atLeast"/>
-        <w:ind w:left="0"/>
-        <w:rPr>
-          <w:rFonts w:ascii="Abel" w:hAnsi="Abel"/>
-          <w:sz w:val="24"/>
-          <w:szCs w:val="24"/>
-        </w:rPr>
-      </w:pPr>
-      <w:r>
-        <w:rPr>
-          <w:rFonts w:ascii="Abel" w:hAnsi="Abel"/>
-          <w:sz w:val="24"/>
-          <w:szCs w:val="24"/>
-        </w:rPr>
-        <w:t xml:space="preserve">• 4 Fiscal De MarcaçãO, 1 Diária(s), de: 14/09/2026 até: 14/09/2026</w:t>
-      </w:r>
-    </w:p>
-    <w:p>
-      <w:pPr>
-        <w:pStyle w:val="PargrafodaLista"/>
-        <w:spacing w:line="285" w:lineRule="atLeast"/>
-        <w:ind w:left="0"/>
-        <w:rPr>
-          <w:rFonts w:ascii="Abel" w:hAnsi="Abel"/>
-          <w:sz w:val="24"/>
-          <w:szCs w:val="24"/>
-        </w:rPr>
-      </w:pPr>
-      <w:r>
-        <w:rPr>
-          <w:rFonts w:ascii="Abel" w:hAnsi="Abel"/>
-          <w:sz w:val="24"/>
-          <w:szCs w:val="24"/>
-        </w:rPr>
-        <w:t xml:space="preserve">• 2 Fiscal Diurno, 5 Diária(s), de: 14/09/2026 até: 18/09/2026</w:t>
-      </w:r>
-    </w:p>
-    <w:p>
-      <w:pPr>
-        <w:pStyle w:val="PargrafodaLista"/>
-        <w:spacing w:line="285" w:lineRule="atLeast"/>
-        <w:ind w:left="0"/>
-        <w:rPr>
-          <w:rFonts w:ascii="Abel" w:hAnsi="Abel"/>
-          <w:sz w:val="24"/>
-          <w:szCs w:val="24"/>
-        </w:rPr>
-      </w:pPr>
-      <w:r>
-        <w:rPr>
-          <w:rFonts w:ascii="Abel" w:hAnsi="Abel"/>
-          <w:sz w:val="24"/>
-          <w:szCs w:val="24"/>
-        </w:rPr>
-        <w:t xml:space="preserve">• 1 Fiscal Noturno, 5 Diária(s), de: 14/09/2026 até: 18/09/2026</w:t>
+        <w:t xml:space="preserve">• 51 Recepcionista Mono, (ÁREAS), 2 Diária(s), de: 16/09/2026 até: 17/09/2026</w:t>
       </w:r>
     </w:p>
     <w:p>
@@ -1543,7 +1259,7 @@
           <w:sz w:val="24"/>
           <w:szCs w:val="24"/>
         </w:rPr>
-        <w:t xml:space="preserve">R$ 73.015,40</w:t>
+        <w:t xml:space="preserve">R$ 87.824,00</w:t>
       </w:r>
       <w:r>
         <w:rPr>
@@ -1722,7 +1438,7 @@
           <w:i/>
           <w:iCs/>
         </w:rPr>
-        <w:t xml:space="preserve">30/07/2026</w:t>
+        <w:t xml:space="preserve">13/08/2026</w:t>
       </w:r>
     </w:p>
     <w:p>

--- a/uploads/Proposta/Proposta_FNESP 2026_.docx
+++ b/uploads/Proposta/Proposta_FNESP 2026_.docx
@@ -564,7 +564,7 @@
                 <w:szCs w:val="24"/>
                 <w:u w:val="single"/>
               </w:rPr>
-              <w:t xml:space="preserve">18/09/2026 ATÉ: 19/09/2026</w:t>
+              <w:t xml:space="preserve">19/09/2026 ATÉ: 19/09/2026</w:t>
             </w:r>
           </w:p>
         </w:tc>
@@ -610,6 +610,78 @@
           <w:szCs w:val="24"/>
         </w:rPr>
         <w:t xml:space="preserve">
+          <w:r>
+            <w:rPr>
+              <w:rFonts w:ascii="Abel" w:hAnsi="Abel" w:cs="Abel"/>
+            </w:rPr>
+            <w:t xml:space="preserve"/>
+          </w:r>
+          <w:r>
+            <w:rPr>
+              <w:b/>
+              <w:i/>
+              <w:rFonts w:ascii="Abel" w:hAnsi="Abel" w:cs="Abel"/>
+            </w:rPr>
+            <w:t xml:space="preserve">ANALISTA DE PROJETOS</w:t>
+          </w:r>
+          <w:r>
+            <w:rPr>
+              <w:rFonts w:ascii="Abel" w:hAnsi="Abel" w:cs="Abel"/>
+            </w:rPr>
+            <w:t xml:space="preserve"/>
+            <w:br/>
+            <w:t xml:space="preserve"/>
+            <w:br/>
+            <w:t xml:space="preserve"/>
+            <w:br/>
+            <w:t xml:space="preserve"/>
+            <w:br/>
+            <w:t xml:space="preserve"/>
+          </w:r>
+          <w:r>
+            <w:rPr>
+              <w:b/>
+              <w:i/>
+              <w:rFonts w:ascii="Abel" w:hAnsi="Abel" w:cs="Abel"/>
+            </w:rPr>
+            <w:t xml:space="preserve">ANÁLISE DE PROJETOS VIA SISTEMA</w:t>
+          </w:r>
+          <w:r>
+            <w:rPr>
+              <w:rFonts w:ascii="Abel" w:hAnsi="Abel" w:cs="Abel"/>
+            </w:rPr>
+            <w:t xml:space="preserve"/>
+            <w:br/>
+            <w:t xml:space="preserve"> Sistema on-line para a análise do projeto e documentação;</w:t>
+            <w:br/>
+            <w:t xml:space="preserve"> Análise dos projetos de acordo com as normas de montagem do evento;</w:t>
+            <w:br/>
+            <w:t xml:space="preserve"> Recebimento da documentação dos estandes: (A.R.T. ou R.R.T. e Termo de Responsabilidade);</w:t>
+            <w:br/>
+            <w:t xml:space="preserve"/>
+            <w:br/>
+            <w:t xml:space="preserve">• 1 Sistema AnáLise De Projetos, 1 Diária(s), de: 28/08/2026 até: 28/08/2026</w:t>
+            <w:br/>
+            <w:t xml:space="preserve"/>
+            <w:br/>
+            <w:t xml:space="preserve">• 1 Analista De Projetos, (3), 15 Diária(s), de: 31/08/2026 até: 14/09/2026</w:t>
+            <w:br/>
+            <w:t xml:space="preserve"/>
+            <w:br/>
+            <w:t xml:space="preserve">1 </w:t>
+            <w:br/>
+            <w:t xml:space="preserve"/>
+            <w:br/>
+            <w:t xml:space="preserve"/>
+          </w:r>
+          <w:r>
+            <w:rPr>
+              <w:b/>
+              <w:i/>
+              <w:rFonts w:ascii="Abel" w:hAnsi="Abel" w:cs="Abel"/>
+            </w:rPr>
+            <w:t xml:space="preserve">ANALISTA DE PROJETOS</w:t>
+          </w:r>
           <w:r>
             <w:rPr>
               <w:rFonts w:ascii="Abel" w:hAnsi="Abel" w:cs="Abel"/>
@@ -944,7 +1016,7 @@
           <w:sz w:val="24"/>
           <w:szCs w:val="24"/>
         </w:rPr>
-        <w:t xml:space="preserve">• 1 Coordenador De Staff, 2 Diária(s), de: 16/09/2026 até: 17/09/2026</w:t>
+        <w:t xml:space="preserve">• 3 Atendente De Caex -Mono, (2), 4 Diária(s), de: 14/09/2026 até: 17/09/2026</w:t>
       </w:r>
     </w:p>
     <w:p>
@@ -964,7 +1036,7 @@
           <w:sz w:val="24"/>
           <w:szCs w:val="24"/>
         </w:rPr>
-        <w:t xml:space="preserve">• 20 Recepcionista Mono, (TREINAMENTO), 1 Diária(s), de: 15/09/2026 até: 15/09/2026</w:t>
+        <w:t xml:space="preserve">• 1 Coordenador De Caex, (2), 4 Diária(s), de: 14/09/2026 até: 17/09/2026</w:t>
       </w:r>
     </w:p>
     <w:p>
@@ -984,7 +1056,207 @@
           <w:sz w:val="24"/>
           <w:szCs w:val="24"/>
         </w:rPr>
-        <w:t xml:space="preserve">• 51 Recepcionista Mono, (ÁREAS), 2 Diária(s), de: 16/09/2026 até: 17/09/2026</w:t>
+        <w:t xml:space="preserve">• 1 Coordenador De ServiçOs, (2), 8 Diária(s), de: 11/09/2026 até: 18/09/2026</w:t>
+      </w:r>
+    </w:p>
+    <w:p>
+      <w:pPr>
+        <w:pStyle w:val="PargrafodaLista"/>
+        <w:spacing w:line="285" w:lineRule="atLeast"/>
+        <w:ind w:left="0"/>
+        <w:rPr>
+          <w:rFonts w:ascii="Abel" w:hAnsi="Abel"/>
+          <w:sz w:val="24"/>
+          <w:szCs w:val="24"/>
+        </w:rPr>
+      </w:pPr>
+      <w:r>
+        <w:rPr>
+          <w:rFonts w:ascii="Abel" w:hAnsi="Abel"/>
+          <w:sz w:val="24"/>
+          <w:szCs w:val="24"/>
+        </w:rPr>
+        <w:t xml:space="preserve">• 1 Coordenador Operacional 1, (2), 20 Diária(s), de: 30/08/2026 até: 18/09/2026</w:t>
+      </w:r>
+    </w:p>
+    <w:p>
+      <w:pPr>
+        <w:pStyle w:val="PargrafodaLista"/>
+        <w:spacing w:line="285" w:lineRule="atLeast"/>
+        <w:ind w:left="0"/>
+        <w:rPr>
+          <w:rFonts w:ascii="Abel" w:hAnsi="Abel"/>
+          <w:sz w:val="24"/>
+          <w:szCs w:val="24"/>
+        </w:rPr>
+      </w:pPr>
+      <w:r>
+        <w:rPr>
+          <w:rFonts w:ascii="Abel" w:hAnsi="Abel"/>
+          <w:sz w:val="24"/>
+          <w:szCs w:val="24"/>
+        </w:rPr>
+        <w:t xml:space="preserve">• 2 Fiscal De LogíStica, (2), 5 Diária(s), de: 14/09/2026 até: 18/09/2026</w:t>
+      </w:r>
+    </w:p>
+    <w:p>
+      <w:pPr>
+        <w:pStyle w:val="PargrafodaLista"/>
+        <w:spacing w:line="285" w:lineRule="atLeast"/>
+        <w:ind w:left="0"/>
+        <w:rPr>
+          <w:rFonts w:ascii="Abel" w:hAnsi="Abel"/>
+          <w:sz w:val="24"/>
+          <w:szCs w:val="24"/>
+        </w:rPr>
+      </w:pPr>
+      <w:r>
+        <w:rPr>
+          <w:rFonts w:ascii="Abel" w:hAnsi="Abel"/>
+          <w:sz w:val="24"/>
+          <w:szCs w:val="24"/>
+        </w:rPr>
+        <w:t xml:space="preserve">• 4 Fiscal De MarcaçãO, (2), 1 Diária(s), de: 14/09/2026 até: 14/09/2026</w:t>
+      </w:r>
+    </w:p>
+    <w:p>
+      <w:pPr>
+        <w:pStyle w:val="PargrafodaLista"/>
+        <w:spacing w:line="285" w:lineRule="atLeast"/>
+        <w:ind w:left="0"/>
+        <w:rPr>
+          <w:rFonts w:ascii="Abel" w:hAnsi="Abel"/>
+          <w:sz w:val="24"/>
+          <w:szCs w:val="24"/>
+        </w:rPr>
+      </w:pPr>
+      <w:r>
+        <w:rPr>
+          <w:rFonts w:ascii="Abel" w:hAnsi="Abel"/>
+          <w:sz w:val="24"/>
+          <w:szCs w:val="24"/>
+        </w:rPr>
+        <w:t xml:space="preserve">• 2 Fiscal Diurno, (2), 5 Diária(s), de: 14/09/2026 até: 18/09/2026</w:t>
+      </w:r>
+    </w:p>
+    <w:p>
+      <w:pPr>
+        <w:pStyle w:val="PargrafodaLista"/>
+        <w:spacing w:line="285" w:lineRule="atLeast"/>
+        <w:ind w:left="0"/>
+        <w:rPr>
+          <w:rFonts w:ascii="Abel" w:hAnsi="Abel"/>
+          <w:sz w:val="24"/>
+          <w:szCs w:val="24"/>
+        </w:rPr>
+      </w:pPr>
+      <w:r>
+        <w:rPr>
+          <w:rFonts w:ascii="Abel" w:hAnsi="Abel"/>
+          <w:sz w:val="24"/>
+          <w:szCs w:val="24"/>
+        </w:rPr>
+        <w:t xml:space="preserve">• 1 Fiscal Noturno, (2), 5 Diária(s), de: 14/09/2026 até: 18/09/2026</w:t>
+      </w:r>
+    </w:p>
+    <w:p>
+      <w:pPr>
+        <w:pStyle w:val="PargrafodaLista"/>
+        <w:spacing w:line="285" w:lineRule="atLeast"/>
+        <w:ind w:left="0"/>
+        <w:rPr>
+          <w:rFonts w:ascii="Abel" w:hAnsi="Abel"/>
+          <w:sz w:val="24"/>
+          <w:szCs w:val="24"/>
+        </w:rPr>
+      </w:pPr>
+      <w:r>
+        <w:rPr>
+          <w:rFonts w:ascii="Abel" w:hAnsi="Abel"/>
+          <w:sz w:val="24"/>
+          <w:szCs w:val="24"/>
+        </w:rPr>
+        <w:t xml:space="preserve">• 1 OrçAmentista - EscritóRio Ja, (2), 15 Diária(s), de: 31/08/2026 até: 14/09/2026</w:t>
+      </w:r>
+    </w:p>
+    <w:p>
+      <w:pPr>
+        <w:pStyle w:val="PargrafodaLista"/>
+        <w:spacing w:line="285" w:lineRule="atLeast"/>
+        <w:ind w:left="0"/>
+        <w:rPr>
+          <w:rFonts w:ascii="Abel" w:hAnsi="Abel"/>
+          <w:sz w:val="24"/>
+          <w:szCs w:val="24"/>
+        </w:rPr>
+      </w:pPr>
+      <w:r>
+        <w:rPr>
+          <w:rFonts w:ascii="Abel" w:hAnsi="Abel"/>
+          <w:sz w:val="24"/>
+          <w:szCs w:val="24"/>
+        </w:rPr>
+        <w:t xml:space="preserve">• 1 AtualizaçãO De Planta, (3), 1 Diária(s), de: 28/08/2026 até: 28/08/2026</w:t>
+      </w:r>
+    </w:p>
+    <w:p>
+      <w:pPr>
+        <w:pStyle w:val="PargrafodaLista"/>
+        <w:spacing w:line="285" w:lineRule="atLeast"/>
+        <w:ind w:left="0"/>
+        <w:rPr>
+          <w:rFonts w:ascii="Abel" w:hAnsi="Abel"/>
+          <w:sz w:val="24"/>
+          <w:szCs w:val="24"/>
+        </w:rPr>
+      </w:pPr>
+      <w:r>
+        <w:rPr>
+          <w:rFonts w:ascii="Abel" w:hAnsi="Abel"/>
+          <w:sz w:val="24"/>
+          <w:szCs w:val="24"/>
+        </w:rPr>
+        <w:t xml:space="preserve">• 1 Assistente De Atendimento - Pré Evento, (CONCIERGE), 15 Diária(s), de: 31/08/2026 até: 14/09/2026</w:t>
+      </w:r>
+    </w:p>
+    <w:p>
+      <w:pPr>
+        <w:pStyle w:val="PargrafodaLista"/>
+        <w:spacing w:line="285" w:lineRule="atLeast"/>
+        <w:ind w:left="0"/>
+        <w:rPr>
+          <w:rFonts w:ascii="Abel" w:hAnsi="Abel"/>
+          <w:sz w:val="24"/>
+          <w:szCs w:val="24"/>
+        </w:rPr>
+      </w:pPr>
+      <w:r>
+        <w:rPr>
+          <w:rFonts w:ascii="Abel" w:hAnsi="Abel"/>
+          <w:sz w:val="24"/>
+          <w:szCs w:val="24"/>
+        </w:rPr>
+        <w:t xml:space="preserve">• 1 Atendimento Operacional PavilhãO - Mono, (CONCIERGE MONTAGEM), 5 Diária(s), de: 14/09/2026 até: 18/09/2026</w:t>
+      </w:r>
+    </w:p>
+    <w:p>
+      <w:pPr>
+        <w:pStyle w:val="PargrafodaLista"/>
+        <w:spacing w:line="285" w:lineRule="atLeast"/>
+        <w:ind w:left="0"/>
+        <w:rPr>
+          <w:rFonts w:ascii="Abel" w:hAnsi="Abel"/>
+          <w:sz w:val="24"/>
+          <w:szCs w:val="24"/>
+        </w:rPr>
+      </w:pPr>
+      <w:r>
+        <w:rPr>
+          <w:rFonts w:ascii="Abel" w:hAnsi="Abel"/>
+          <w:sz w:val="24"/>
+          <w:szCs w:val="24"/>
+        </w:rPr>
+        <w:t xml:space="preserve">• 4 Recepcionista Mono, (MALEX), 2 Diária(s), de: 16/09/2026 até: 17/09/2026</w:t>
       </w:r>
     </w:p>
     <w:p>
@@ -1259,7 +1531,7 @@
           <w:sz w:val="24"/>
           <w:szCs w:val="24"/>
         </w:rPr>
-        <w:t xml:space="preserve">R$ 87.824,00</w:t>
+        <w:t xml:space="preserve">R$ 85.529,00</w:t>
       </w:r>
       <w:r>
         <w:rPr>
@@ -1438,7 +1710,7 @@
           <w:i/>
           <w:iCs/>
         </w:rPr>
-        <w:t xml:space="preserve">13/08/2026</w:t>
+        <w:t xml:space="preserve">28/08/2026</w:t>
       </w:r>
     </w:p>
     <w:p>

--- a/uploads/Proposta/Proposta_FNESP 2026_.docx
+++ b/uploads/Proposta/Proposta_FNESP 2026_.docx
@@ -564,7 +564,7 @@
                 <w:szCs w:val="24"/>
                 <w:u w:val="single"/>
               </w:rPr>
-              <w:t xml:space="preserve">19/09/2026 ATÉ: 19/09/2026</w:t>
+              <w:t xml:space="preserve">18/09/2026 ATÉ: 18/09/2026</w:t>
             </w:r>
           </w:p>
         </w:tc>
@@ -622,7 +622,7 @@
               <w:i/>
               <w:rFonts w:ascii="Abel" w:hAnsi="Abel" w:cs="Abel"/>
             </w:rPr>
-            <w:t xml:space="preserve">ANALISTA DE PROJETOS</w:t>
+            <w:t xml:space="preserve">ATUALIZAÇÃO DE PLANTA</w:t>
           </w:r>
           <w:r>
             <w:rPr>
@@ -630,63 +630,13 @@
             </w:rPr>
             <w:t xml:space="preserve"/>
             <w:br/>
-            <w:t xml:space="preserve"/>
+            <w:t xml:space="preserve">● Atualização da Planta (2x por semana via e-mail)</w:t>
+            <w:br/>
+            <w:t xml:space="preserve">● Suporte Técnico durante a Comercialização</w:t>
             <w:br/>
             <w:t xml:space="preserve"/>
             <w:br/>
-            <w:t xml:space="preserve"/>
-            <w:br/>
-            <w:t xml:space="preserve"/>
-          </w:r>
-          <w:r>
-            <w:rPr>
-              <w:b/>
-              <w:i/>
-              <w:rFonts w:ascii="Abel" w:hAnsi="Abel" w:cs="Abel"/>
-            </w:rPr>
-            <w:t xml:space="preserve">ANÁLISE DE PROJETOS VIA SISTEMA</w:t>
-          </w:r>
-          <w:r>
-            <w:rPr>
-              <w:rFonts w:ascii="Abel" w:hAnsi="Abel" w:cs="Abel"/>
-            </w:rPr>
-            <w:t xml:space="preserve"/>
-            <w:br/>
-            <w:t xml:space="preserve"> Sistema on-line para a análise do projeto e documentação;</w:t>
-            <w:br/>
-            <w:t xml:space="preserve"> Análise dos projetos de acordo com as normas de montagem do evento;</w:t>
-            <w:br/>
-            <w:t xml:space="preserve"> Recebimento da documentação dos estandes: (A.R.T. ou R.R.T. e Termo de Responsabilidade);</w:t>
-            <w:br/>
-            <w:t xml:space="preserve"/>
-            <w:br/>
-            <w:t xml:space="preserve">• 1 Sistema AnáLise De Projetos, 1 Diária(s), de: 28/08/2026 até: 28/08/2026</w:t>
-            <w:br/>
-            <w:t xml:space="preserve"/>
-            <w:br/>
-            <w:t xml:space="preserve">• 1 Analista De Projetos, (3), 15 Diária(s), de: 31/08/2026 até: 14/09/2026</w:t>
-            <w:br/>
-            <w:t xml:space="preserve"/>
-            <w:br/>
-            <w:t xml:space="preserve">1 </w:t>
-            <w:br/>
-            <w:t xml:space="preserve"/>
-            <w:br/>
-            <w:t xml:space="preserve"/>
-          </w:r>
-          <w:r>
-            <w:rPr>
-              <w:b/>
-              <w:i/>
-              <w:rFonts w:ascii="Abel" w:hAnsi="Abel" w:cs="Abel"/>
-            </w:rPr>
-            <w:t xml:space="preserve">ANALISTA DE PROJETOS</w:t>
-          </w:r>
-          <w:r>
-            <w:rPr>
-              <w:rFonts w:ascii="Abel" w:hAnsi="Abel" w:cs="Abel"/>
-            </w:rPr>
-            <w:t xml:space="preserve"/>
+            <w:t xml:space="preserve">• 1 AtualizaçãO De Planta, 1 Diária(s), de: 13/09/2026 até: 13/09/2026</w:t>
           </w:r>
         </w:t>
       </w:r>
@@ -1016,7 +966,7 @@
           <w:sz w:val="24"/>
           <w:szCs w:val="24"/>
         </w:rPr>
-        <w:t xml:space="preserve">• 3 Atendente De Caex -Mono, (2), 4 Diária(s), de: 14/09/2026 até: 17/09/2026</w:t>
+        <w:t xml:space="preserve">• 1 Coordenador Operacional 1, (A  B), 4 Diária(s), de: 14/09/2026 até: 17/09/2026</w:t>
       </w:r>
     </w:p>
     <w:p>
@@ -1036,7 +986,7 @@
           <w:sz w:val="24"/>
           <w:szCs w:val="24"/>
         </w:rPr>
-        <w:t xml:space="preserve">• 1 Coordenador De Caex, (2), 4 Diária(s), de: 14/09/2026 até: 17/09/2026</w:t>
+        <w:t xml:space="preserve">• 1 Coordenador Operacional 1, (CREDENCIAMENTO), 4 Diária(s), de: 14/09/2026 até: 17/09/2026</w:t>
       </w:r>
     </w:p>
     <w:p>
@@ -1056,7 +1006,7 @@
           <w:sz w:val="24"/>
           <w:szCs w:val="24"/>
         </w:rPr>
-        <w:t xml:space="preserve">• 1 Coordenador De ServiçOs, (2), 8 Diária(s), de: 11/09/2026 até: 18/09/2026</w:t>
+        <w:t xml:space="preserve">• 1 Atendente De Caex -Mono, (HALL 1), 1 Diária(s), de: 14/09/2026 até: 14/09/2026</w:t>
       </w:r>
     </w:p>
     <w:p>
@@ -1076,7 +1026,7 @@
           <w:sz w:val="24"/>
           <w:szCs w:val="24"/>
         </w:rPr>
-        <w:t xml:space="preserve">• 1 Coordenador Operacional 1, (2), 20 Diária(s), de: 30/08/2026 até: 18/09/2026</w:t>
+        <w:t xml:space="preserve">• 1 Coordenador Operacional 1, (JOSUELY), 5 Diária(s), de: 14/09/2026 até: 18/09/2026</w:t>
       </w:r>
     </w:p>
     <w:p>
@@ -1096,7 +1046,7 @@
           <w:sz w:val="24"/>
           <w:szCs w:val="24"/>
         </w:rPr>
-        <w:t xml:space="preserve">• 2 Fiscal De LogíStica, (2), 5 Diária(s), de: 14/09/2026 até: 18/09/2026</w:t>
+        <w:t xml:space="preserve">• 1 Coordenador Operacional 1, (MONTAGEM), 5 Diária(s), de: 14/09/2026 até: 18/09/2026</w:t>
       </w:r>
     </w:p>
     <w:p>
@@ -1116,7 +1066,7 @@
           <w:sz w:val="24"/>
           <w:szCs w:val="24"/>
         </w:rPr>
-        <w:t xml:space="preserve">• 4 Fiscal De MarcaçãO, (2), 1 Diária(s), de: 14/09/2026 até: 14/09/2026</w:t>
+        <w:t xml:space="preserve">• 4 Atendente De Caex -Mono, 3 Diária(s), de: 15/09/2026 até: 17/09/2026</w:t>
       </w:r>
     </w:p>
     <w:p>
@@ -1136,7 +1086,7 @@
           <w:sz w:val="24"/>
           <w:szCs w:val="24"/>
         </w:rPr>
-        <w:t xml:space="preserve">• 2 Fiscal Diurno, (2), 5 Diária(s), de: 14/09/2026 até: 18/09/2026</w:t>
+        <w:t xml:space="preserve">• 1 Coordenador De Caex, 4 Diária(s), de: 14/09/2026 até: 17/09/2026</w:t>
       </w:r>
     </w:p>
     <w:p>
@@ -1156,7 +1106,7 @@
           <w:sz w:val="24"/>
           <w:szCs w:val="24"/>
         </w:rPr>
-        <w:t xml:space="preserve">• 1 Fiscal Noturno, (2), 5 Diária(s), de: 14/09/2026 até: 18/09/2026</w:t>
+        <w:t xml:space="preserve">• 4 Fiscal De MarcaçãO, 1 Diária(s), de: 14/09/2026 até: 14/09/2026</w:t>
       </w:r>
     </w:p>
     <w:p>
@@ -1176,7 +1126,7 @@
           <w:sz w:val="24"/>
           <w:szCs w:val="24"/>
         </w:rPr>
-        <w:t xml:space="preserve">• 1 OrçAmentista - EscritóRio Ja, (2), 15 Diária(s), de: 31/08/2026 até: 14/09/2026</w:t>
+        <w:t xml:space="preserve">• 2 Fiscal Diurno, 5 Diária(s), de: 14/09/2026 até: 18/09/2026</w:t>
       </w:r>
     </w:p>
     <w:p>
@@ -1196,7 +1146,7 @@
           <w:sz w:val="24"/>
           <w:szCs w:val="24"/>
         </w:rPr>
-        <w:t xml:space="preserve">• 1 AtualizaçãO De Planta, (3), 1 Diária(s), de: 28/08/2026 até: 28/08/2026</w:t>
+        <w:t xml:space="preserve">• 1 Fiscal Noturno, 4 Diária(s), de: 14/09/2026 até: 17/09/2026</w:t>
       </w:r>
     </w:p>
     <w:p>
@@ -1216,7 +1166,7 @@
           <w:sz w:val="24"/>
           <w:szCs w:val="24"/>
         </w:rPr>
-        <w:t xml:space="preserve">• 1 Assistente De Atendimento - Pré Evento, (CONCIERGE), 15 Diária(s), de: 31/08/2026 até: 14/09/2026</w:t>
+        <w:t xml:space="preserve">• 1 OrçAmentista - EscritóRio Ja, 15 Diária(s), de: 30/08/2026 até: 13/09/2026</w:t>
       </w:r>
     </w:p>
     <w:p>
@@ -1236,7 +1186,7 @@
           <w:sz w:val="24"/>
           <w:szCs w:val="24"/>
         </w:rPr>
-        <w:t xml:space="preserve">• 1 Atendimento Operacional PavilhãO - Mono, (CONCIERGE MONTAGEM), 5 Diária(s), de: 14/09/2026 até: 18/09/2026</w:t>
+        <w:t xml:space="preserve">• 1 Assistente De Atendimento - Pré Evento, (SIDNEY), 15 Diária(s), de: 30/08/2026 até: 13/09/2026</w:t>
       </w:r>
     </w:p>
     <w:p>
@@ -1256,7 +1206,7 @@
           <w:sz w:val="24"/>
           <w:szCs w:val="24"/>
         </w:rPr>
-        <w:t xml:space="preserve">• 4 Recepcionista Mono, (MALEX), 2 Diária(s), de: 16/09/2026 até: 17/09/2026</w:t>
+        <w:t xml:space="preserve">• 1 Coordenador De ServiçOs, (SIDNEY), 5 Diária(s), de: 14/09/2026 até: 18/09/2026</w:t>
       </w:r>
     </w:p>
     <w:p>
@@ -1531,7 +1481,7 @@
           <w:sz w:val="24"/>
           <w:szCs w:val="24"/>
         </w:rPr>
-        <w:t xml:space="preserve">R$ 85.529,00</w:t>
+        <w:t xml:space="preserve">R$ 54.155,00</w:t>
       </w:r>
       <w:r>
         <w:rPr>
@@ -1710,7 +1660,7 @@
           <w:i/>
           <w:iCs/>
         </w:rPr>
-        <w:t xml:space="preserve">28/08/2026</w:t>
+        <w:t xml:space="preserve">03/09/2026</w:t>
       </w:r>
     </w:p>
     <w:p>
